--- a/Fase 1/Gutierrez_Abner_1.1_APT122_AutoevaluacionCompetenciasFase1.docx
+++ b/Fase 1/Gutierrez_Abner_1.1_APT122_AutoevaluacionCompetenciasFase1.docx
@@ -1503,7 +1503,7 @@
     <w:tbl>
       <w:tblPr>
         <w:tblStyle w:val="Table2"/>
-        <w:tblW w:w="10076.0" w:type="dxa"/>
+        <w:tblW w:w="10080.0" w:type="dxa"/>
         <w:jc w:val="left"/>
         <w:tblBorders>
           <w:top w:color="bfbfbf" w:space="0" w:sz="4" w:val="single"/>
@@ -1517,12 +1517,12 @@
         <w:tblLook w:val="04A0"/>
       </w:tblPr>
       <w:tblGrid>
-        <w:gridCol w:w="5038"/>
-        <w:gridCol w:w="5038"/>
+        <w:gridCol w:w="3315"/>
+        <w:gridCol w:w="6765"/>
         <w:tblGridChange w:id="0">
           <w:tblGrid>
-            <w:gridCol w:w="5038"/>
-            <w:gridCol w:w="5038"/>
+            <w:gridCol w:w="3315"/>
+            <w:gridCol w:w="6765"/>
           </w:tblGrid>
         </w:tblGridChange>
       </w:tblGrid>
@@ -1585,7 +1585,7 @@
                 <w:vertAlign w:val="baseline"/>
                 <w:rtl w:val="0"/>
               </w:rPr>
-              <w:t xml:space="preserve">Escuela</w:t>
+              <w:t xml:space="preserve">Escuela </w:t>
             </w:r>
             <w:r>
               <w:rPr>
@@ -1698,6 +1698,15 @@
             </w:pPr>
             <w:r>
               <w:rPr>
+                <w:color w:val="767171"/>
+                <w:sz w:val="24"/>
+                <w:szCs w:val="24"/>
+                <w:rtl w:val="0"/>
+              </w:rPr>
+              <w:t xml:space="preserve">Abner Alejandro Gutiérrez Martínez </w:t>
+            </w:r>
+            <w:r>
+              <w:rPr>
                 <w:rtl w:val="0"/>
               </w:rPr>
             </w:r>
@@ -1807,6 +1816,15 @@
             </w:pPr>
             <w:r>
               <w:rPr>
+                <w:color w:val="767171"/>
+                <w:sz w:val="24"/>
+                <w:szCs w:val="24"/>
+                <w:rtl w:val="0"/>
+              </w:rPr>
+              <w:t xml:space="preserve">Ingeniería en Informática (Malla 1446114) </w:t>
+            </w:r>
+            <w:r>
+              <w:rPr>
                 <w:rtl w:val="0"/>
               </w:rPr>
             </w:r>
@@ -1914,6 +1932,15 @@
                 <w:vertAlign w:val="baseline"/>
               </w:rPr>
             </w:pPr>
+            <w:r>
+              <w:rPr>
+                <w:color w:val="767171"/>
+                <w:sz w:val="24"/>
+                <w:szCs w:val="24"/>
+                <w:rtl w:val="0"/>
+              </w:rPr>
+              <w:t xml:space="preserve">2023</w:t>
+            </w:r>
             <w:r>
               <w:rPr>
                 <w:rtl w:val="0"/>
@@ -2395,122 +2422,142 @@
             </w:pPr>
             <w:r>
               <w:rPr>
-                <w:rtl w:val="0"/>
-              </w:rPr>
-            </w:r>
-          </w:p>
-        </w:tc>
-        <w:tc>
-          <w:tcPr/>
-          <w:p>
-            <w:pPr>
-              <w:jc w:val="center"/>
-              <w:rPr>
-                <w:b w:val="1"/>
-                <w:bCs w:val="1"/>
-                <w:sz w:val="18"/>
-                <w:szCs w:val="18"/>
-              </w:rPr>
-            </w:pPr>
-            <w:r>
-              <w:rPr>
-                <w:rtl w:val="0"/>
-              </w:rPr>
-            </w:r>
-          </w:p>
-        </w:tc>
-        <w:tc>
-          <w:tcPr/>
-          <w:p>
-            <w:pPr>
-              <w:jc w:val="center"/>
-              <w:rPr>
-                <w:b w:val="1"/>
-                <w:bCs w:val="1"/>
-                <w:sz w:val="18"/>
-                <w:szCs w:val="18"/>
-              </w:rPr>
-            </w:pPr>
-            <w:r>
-              <w:rPr>
-                <w:rtl w:val="0"/>
-              </w:rPr>
-            </w:r>
-          </w:p>
-        </w:tc>
-        <w:tc>
-          <w:tcPr/>
-          <w:p>
-            <w:pPr>
-              <w:jc w:val="center"/>
-              <w:rPr>
-                <w:b w:val="1"/>
-                <w:bCs w:val="1"/>
-                <w:sz w:val="18"/>
-                <w:szCs w:val="18"/>
-              </w:rPr>
-            </w:pPr>
-            <w:r>
-              <w:rPr>
-                <w:rtl w:val="0"/>
-              </w:rPr>
-            </w:r>
-          </w:p>
-        </w:tc>
-        <w:tc>
-          <w:tcPr/>
-          <w:p>
-            <w:pPr>
-              <w:jc w:val="center"/>
-              <w:rPr>
-                <w:b w:val="1"/>
-                <w:bCs w:val="1"/>
-                <w:sz w:val="18"/>
-                <w:szCs w:val="18"/>
-              </w:rPr>
-            </w:pPr>
-            <w:r>
-              <w:rPr>
-                <w:rtl w:val="0"/>
-              </w:rPr>
-            </w:r>
-          </w:p>
-        </w:tc>
-        <w:tc>
-          <w:tcPr/>
-          <w:p>
-            <w:pPr>
-              <w:jc w:val="center"/>
-              <w:rPr>
-                <w:b w:val="1"/>
-                <w:bCs w:val="1"/>
-                <w:sz w:val="18"/>
-                <w:szCs w:val="18"/>
-              </w:rPr>
-            </w:pPr>
-            <w:r>
-              <w:rPr>
-                <w:rtl w:val="0"/>
-              </w:rPr>
-            </w:r>
-          </w:p>
-        </w:tc>
-        <w:tc>
-          <w:tcPr/>
-          <w:p>
-            <w:pPr>
-              <w:jc w:val="center"/>
-              <w:rPr>
-                <w:b w:val="1"/>
-                <w:bCs w:val="1"/>
-                <w:sz w:val="18"/>
-                <w:szCs w:val="18"/>
-              </w:rPr>
-            </w:pPr>
-            <w:r>
-              <w:rPr>
-                <w:rtl w:val="0"/>
-              </w:rPr>
+                <w:b w:val="1"/>
+                <w:bCs w:val="1"/>
+                <w:sz w:val="18"/>
+                <w:szCs w:val="18"/>
+                <w:rtl w:val="0"/>
+              </w:rPr>
+              <w:t xml:space="preserve">Ofrecer propuestas de solución informática analizando de forma integral los procesos de acuerdo a los requerimientos de la organización. </w:t>
+            </w:r>
+            <w:r>
+              <w:rPr>
+                <w:rtl w:val="0"/>
+              </w:rPr>
+            </w:r>
+          </w:p>
+        </w:tc>
+        <w:tc>
+          <w:tcPr/>
+          <w:p>
+            <w:pPr>
+              <w:jc w:val="center"/>
+              <w:rPr>
+                <w:b w:val="1"/>
+                <w:bCs w:val="1"/>
+                <w:sz w:val="18"/>
+                <w:szCs w:val="18"/>
+              </w:rPr>
+            </w:pPr>
+            <w:r>
+              <w:rPr>
+                <w:rtl w:val="0"/>
+              </w:rPr>
+            </w:r>
+          </w:p>
+        </w:tc>
+        <w:tc>
+          <w:tcPr/>
+          <w:p>
+            <w:pPr>
+              <w:jc w:val="center"/>
+              <w:rPr>
+                <w:b w:val="1"/>
+                <w:bCs w:val="1"/>
+                <w:sz w:val="18"/>
+                <w:szCs w:val="18"/>
+              </w:rPr>
+            </w:pPr>
+            <w:r>
+              <w:rPr>
+                <w:rtl w:val="0"/>
+              </w:rPr>
+            </w:r>
+          </w:p>
+        </w:tc>
+        <w:tc>
+          <w:tcPr/>
+          <w:p>
+            <w:pPr>
+              <w:jc w:val="center"/>
+              <w:rPr>
+                <w:b w:val="1"/>
+                <w:bCs w:val="1"/>
+                <w:sz w:val="18"/>
+                <w:szCs w:val="18"/>
+              </w:rPr>
+            </w:pPr>
+            <w:r>
+              <w:rPr>
+                <w:b w:val="1"/>
+                <w:bCs w:val="1"/>
+                <w:sz w:val="18"/>
+                <w:szCs w:val="18"/>
+                <w:rtl w:val="0"/>
+              </w:rPr>
+              <w:t xml:space="preserve">X</w:t>
+            </w:r>
+          </w:p>
+        </w:tc>
+        <w:tc>
+          <w:tcPr/>
+          <w:p>
+            <w:pPr>
+              <w:jc w:val="center"/>
+              <w:rPr>
+                <w:b w:val="1"/>
+                <w:bCs w:val="1"/>
+                <w:sz w:val="18"/>
+                <w:szCs w:val="18"/>
+              </w:rPr>
+            </w:pPr>
+            <w:r>
+              <w:rPr>
+                <w:rtl w:val="0"/>
+              </w:rPr>
+            </w:r>
+          </w:p>
+        </w:tc>
+        <w:tc>
+          <w:tcPr/>
+          <w:p>
+            <w:pPr>
+              <w:jc w:val="center"/>
+              <w:rPr>
+                <w:b w:val="1"/>
+                <w:bCs w:val="1"/>
+                <w:sz w:val="18"/>
+                <w:szCs w:val="18"/>
+              </w:rPr>
+            </w:pPr>
+            <w:r>
+              <w:rPr>
+                <w:rtl w:val="0"/>
+              </w:rPr>
+            </w:r>
+          </w:p>
+        </w:tc>
+        <w:tc>
+          <w:tcPr/>
+          <w:p>
+            <w:pPr>
+              <w:jc w:val="center"/>
+              <w:rPr>
+                <w:b w:val="1"/>
+                <w:bCs w:val="1"/>
+                <w:sz w:val="18"/>
+                <w:szCs w:val="18"/>
+              </w:rPr>
+            </w:pPr>
+            <w:r>
+              <w:rPr>
+                <w:b w:val="1"/>
+                <w:bCs w:val="1"/>
+                <w:sz w:val="18"/>
+                <w:szCs w:val="18"/>
+                <w:rtl w:val="0"/>
+              </w:rPr>
+              <w:t xml:space="preserve">Poseo buena capacidad para analizar requerimientos y levantar procesos de negocio, aunque requiero seguir profundizando en la propuesta de soluciones ante escenarios corporativos más complejos. </w:t>
             </w:r>
           </w:p>
         </w:tc>
@@ -2536,122 +2583,142 @@
             </w:pPr>
             <w:r>
               <w:rPr>
-                <w:rtl w:val="0"/>
-              </w:rPr>
-            </w:r>
-          </w:p>
-        </w:tc>
-        <w:tc>
-          <w:tcPr/>
-          <w:p>
-            <w:pPr>
-              <w:jc w:val="center"/>
-              <w:rPr>
-                <w:b w:val="1"/>
-                <w:bCs w:val="1"/>
-                <w:sz w:val="18"/>
-                <w:szCs w:val="18"/>
-              </w:rPr>
-            </w:pPr>
-            <w:r>
-              <w:rPr>
-                <w:rtl w:val="0"/>
-              </w:rPr>
-            </w:r>
-          </w:p>
-        </w:tc>
-        <w:tc>
-          <w:tcPr/>
-          <w:p>
-            <w:pPr>
-              <w:jc w:val="center"/>
-              <w:rPr>
-                <w:b w:val="1"/>
-                <w:bCs w:val="1"/>
-                <w:sz w:val="18"/>
-                <w:szCs w:val="18"/>
-              </w:rPr>
-            </w:pPr>
-            <w:r>
-              <w:rPr>
-                <w:rtl w:val="0"/>
-              </w:rPr>
-            </w:r>
-          </w:p>
-        </w:tc>
-        <w:tc>
-          <w:tcPr/>
-          <w:p>
-            <w:pPr>
-              <w:jc w:val="center"/>
-              <w:rPr>
-                <w:b w:val="1"/>
-                <w:bCs w:val="1"/>
-                <w:sz w:val="18"/>
-                <w:szCs w:val="18"/>
-              </w:rPr>
-            </w:pPr>
-            <w:r>
-              <w:rPr>
-                <w:rtl w:val="0"/>
-              </w:rPr>
-            </w:r>
-          </w:p>
-        </w:tc>
-        <w:tc>
-          <w:tcPr/>
-          <w:p>
-            <w:pPr>
-              <w:jc w:val="center"/>
-              <w:rPr>
-                <w:b w:val="1"/>
-                <w:bCs w:val="1"/>
-                <w:sz w:val="18"/>
-                <w:szCs w:val="18"/>
-              </w:rPr>
-            </w:pPr>
-            <w:r>
-              <w:rPr>
-                <w:rtl w:val="0"/>
-              </w:rPr>
-            </w:r>
-          </w:p>
-        </w:tc>
-        <w:tc>
-          <w:tcPr/>
-          <w:p>
-            <w:pPr>
-              <w:jc w:val="center"/>
-              <w:rPr>
-                <w:b w:val="1"/>
-                <w:bCs w:val="1"/>
-                <w:sz w:val="18"/>
-                <w:szCs w:val="18"/>
-              </w:rPr>
-            </w:pPr>
-            <w:r>
-              <w:rPr>
-                <w:rtl w:val="0"/>
-              </w:rPr>
-            </w:r>
-          </w:p>
-        </w:tc>
-        <w:tc>
-          <w:tcPr/>
-          <w:p>
-            <w:pPr>
-              <w:jc w:val="center"/>
-              <w:rPr>
-                <w:b w:val="1"/>
-                <w:bCs w:val="1"/>
-                <w:sz w:val="18"/>
-                <w:szCs w:val="18"/>
-              </w:rPr>
-            </w:pPr>
-            <w:r>
-              <w:rPr>
-                <w:rtl w:val="0"/>
-              </w:rPr>
+                <w:b w:val="1"/>
+                <w:bCs w:val="1"/>
+                <w:sz w:val="18"/>
+                <w:szCs w:val="18"/>
+                <w:rtl w:val="0"/>
+              </w:rPr>
+              <w:t xml:space="preserve">Desarrollar una solución de software utilizando técnicas que permitan sistematizar el proceso de desarrollo y mantenimiento, asegurando el logro de los objetivos. </w:t>
+            </w:r>
+            <w:r>
+              <w:rPr>
+                <w:rtl w:val="0"/>
+              </w:rPr>
+            </w:r>
+          </w:p>
+        </w:tc>
+        <w:tc>
+          <w:tcPr/>
+          <w:p>
+            <w:pPr>
+              <w:jc w:val="center"/>
+              <w:rPr>
+                <w:b w:val="1"/>
+                <w:bCs w:val="1"/>
+                <w:sz w:val="18"/>
+                <w:szCs w:val="18"/>
+              </w:rPr>
+            </w:pPr>
+            <w:r>
+              <w:rPr>
+                <w:rtl w:val="0"/>
+              </w:rPr>
+            </w:r>
+          </w:p>
+        </w:tc>
+        <w:tc>
+          <w:tcPr/>
+          <w:p>
+            <w:pPr>
+              <w:jc w:val="center"/>
+              <w:rPr>
+                <w:b w:val="1"/>
+                <w:bCs w:val="1"/>
+                <w:sz w:val="18"/>
+                <w:szCs w:val="18"/>
+              </w:rPr>
+            </w:pPr>
+            <w:r>
+              <w:rPr>
+                <w:b w:val="1"/>
+                <w:bCs w:val="1"/>
+                <w:sz w:val="18"/>
+                <w:szCs w:val="18"/>
+                <w:rtl w:val="0"/>
+              </w:rPr>
+              <w:t xml:space="preserve">X</w:t>
+            </w:r>
+          </w:p>
+        </w:tc>
+        <w:tc>
+          <w:tcPr/>
+          <w:p>
+            <w:pPr>
+              <w:jc w:val="center"/>
+              <w:rPr>
+                <w:b w:val="1"/>
+                <w:bCs w:val="1"/>
+                <w:sz w:val="18"/>
+                <w:szCs w:val="18"/>
+              </w:rPr>
+            </w:pPr>
+            <w:r>
+              <w:rPr>
+                <w:rtl w:val="0"/>
+              </w:rPr>
+            </w:r>
+          </w:p>
+        </w:tc>
+        <w:tc>
+          <w:tcPr/>
+          <w:p>
+            <w:pPr>
+              <w:jc w:val="center"/>
+              <w:rPr>
+                <w:b w:val="1"/>
+                <w:bCs w:val="1"/>
+                <w:sz w:val="18"/>
+                <w:szCs w:val="18"/>
+              </w:rPr>
+            </w:pPr>
+            <w:r>
+              <w:rPr>
+                <w:rtl w:val="0"/>
+              </w:rPr>
+            </w:r>
+          </w:p>
+        </w:tc>
+        <w:tc>
+          <w:tcPr/>
+          <w:p>
+            <w:pPr>
+              <w:jc w:val="center"/>
+              <w:rPr>
+                <w:b w:val="1"/>
+                <w:bCs w:val="1"/>
+                <w:sz w:val="18"/>
+                <w:szCs w:val="18"/>
+              </w:rPr>
+            </w:pPr>
+            <w:r>
+              <w:rPr>
+                <w:rtl w:val="0"/>
+              </w:rPr>
+            </w:r>
+          </w:p>
+        </w:tc>
+        <w:tc>
+          <w:tcPr/>
+          <w:p>
+            <w:pPr>
+              <w:jc w:val="center"/>
+              <w:rPr>
+                <w:b w:val="1"/>
+                <w:bCs w:val="1"/>
+                <w:sz w:val="18"/>
+                <w:szCs w:val="18"/>
+              </w:rPr>
+            </w:pPr>
+            <w:r>
+              <w:rPr>
+                <w:b w:val="1"/>
+                <w:bCs w:val="1"/>
+                <w:sz w:val="18"/>
+                <w:szCs w:val="18"/>
+                <w:rtl w:val="0"/>
+              </w:rPr>
+              <w:t xml:space="preserve">Comprendo los fundamentos del ciclo de vida del software y el control de versiones, pero necesito reforzar la aplicación de metodologías de mantenimiento continuo y estándares de calidad. </w:t>
             </w:r>
           </w:p>
         </w:tc>
@@ -2676,122 +2743,137 @@
             </w:pPr>
             <w:r>
               <w:rPr>
-                <w:rtl w:val="0"/>
-              </w:rPr>
-            </w:r>
-          </w:p>
-        </w:tc>
-        <w:tc>
-          <w:tcPr/>
-          <w:p>
-            <w:pPr>
-              <w:jc w:val="center"/>
-              <w:rPr>
-                <w:b w:val="1"/>
-                <w:bCs w:val="1"/>
-                <w:sz w:val="18"/>
-                <w:szCs w:val="18"/>
-              </w:rPr>
-            </w:pPr>
-            <w:r>
-              <w:rPr>
-                <w:rtl w:val="0"/>
-              </w:rPr>
-            </w:r>
-          </w:p>
-        </w:tc>
-        <w:tc>
-          <w:tcPr/>
-          <w:p>
-            <w:pPr>
-              <w:jc w:val="center"/>
-              <w:rPr>
-                <w:b w:val="1"/>
-                <w:bCs w:val="1"/>
-                <w:sz w:val="18"/>
-                <w:szCs w:val="18"/>
-              </w:rPr>
-            </w:pPr>
-            <w:r>
-              <w:rPr>
-                <w:rtl w:val="0"/>
-              </w:rPr>
-            </w:r>
-          </w:p>
-        </w:tc>
-        <w:tc>
-          <w:tcPr/>
-          <w:p>
-            <w:pPr>
-              <w:jc w:val="center"/>
-              <w:rPr>
-                <w:b w:val="1"/>
-                <w:bCs w:val="1"/>
-                <w:sz w:val="18"/>
-                <w:szCs w:val="18"/>
-              </w:rPr>
-            </w:pPr>
-            <w:r>
-              <w:rPr>
-                <w:rtl w:val="0"/>
-              </w:rPr>
-            </w:r>
-          </w:p>
-        </w:tc>
-        <w:tc>
-          <w:tcPr/>
-          <w:p>
-            <w:pPr>
-              <w:jc w:val="center"/>
-              <w:rPr>
-                <w:b w:val="1"/>
-                <w:bCs w:val="1"/>
-                <w:sz w:val="18"/>
-                <w:szCs w:val="18"/>
-              </w:rPr>
-            </w:pPr>
-            <w:r>
-              <w:rPr>
-                <w:rtl w:val="0"/>
-              </w:rPr>
-            </w:r>
-          </w:p>
-        </w:tc>
-        <w:tc>
-          <w:tcPr/>
-          <w:p>
-            <w:pPr>
-              <w:jc w:val="center"/>
-              <w:rPr>
-                <w:b w:val="1"/>
-                <w:bCs w:val="1"/>
-                <w:sz w:val="18"/>
-                <w:szCs w:val="18"/>
-              </w:rPr>
-            </w:pPr>
-            <w:r>
-              <w:rPr>
-                <w:rtl w:val="0"/>
-              </w:rPr>
-            </w:r>
-          </w:p>
-        </w:tc>
-        <w:tc>
-          <w:tcPr/>
-          <w:p>
-            <w:pPr>
-              <w:jc w:val="center"/>
-              <w:rPr>
-                <w:b w:val="1"/>
-                <w:bCs w:val="1"/>
-                <w:sz w:val="18"/>
-                <w:szCs w:val="18"/>
-              </w:rPr>
-            </w:pPr>
-            <w:r>
-              <w:rPr>
-                <w:rtl w:val="0"/>
-              </w:rPr>
+                <w:b w:val="1"/>
+                <w:bCs w:val="1"/>
+                <w:sz w:val="18"/>
+                <w:szCs w:val="18"/>
+                <w:rtl w:val="0"/>
+              </w:rPr>
+              <w:t xml:space="preserve">Construir Modelos de datos para soportar los requerimientos de la organización de acuerdo a un diseño definido y escalable en el tiempo. </w:t>
+            </w:r>
+          </w:p>
+        </w:tc>
+        <w:tc>
+          <w:tcPr/>
+          <w:p>
+            <w:pPr>
+              <w:jc w:val="center"/>
+              <w:rPr>
+                <w:b w:val="1"/>
+                <w:bCs w:val="1"/>
+                <w:sz w:val="18"/>
+                <w:szCs w:val="18"/>
+              </w:rPr>
+            </w:pPr>
+            <w:r>
+              <w:rPr>
+                <w:rtl w:val="0"/>
+              </w:rPr>
+            </w:r>
+          </w:p>
+        </w:tc>
+        <w:tc>
+          <w:tcPr/>
+          <w:p>
+            <w:pPr>
+              <w:jc w:val="center"/>
+              <w:rPr>
+                <w:b w:val="1"/>
+                <w:bCs w:val="1"/>
+                <w:sz w:val="18"/>
+                <w:szCs w:val="18"/>
+              </w:rPr>
+            </w:pPr>
+            <w:r>
+              <w:rPr>
+                <w:rtl w:val="0"/>
+              </w:rPr>
+            </w:r>
+          </w:p>
+        </w:tc>
+        <w:tc>
+          <w:tcPr/>
+          <w:p>
+            <w:pPr>
+              <w:jc w:val="center"/>
+              <w:rPr>
+                <w:b w:val="1"/>
+                <w:bCs w:val="1"/>
+                <w:sz w:val="18"/>
+                <w:szCs w:val="18"/>
+              </w:rPr>
+            </w:pPr>
+            <w:r>
+              <w:rPr>
+                <w:b w:val="1"/>
+                <w:bCs w:val="1"/>
+                <w:sz w:val="18"/>
+                <w:szCs w:val="18"/>
+                <w:rtl w:val="0"/>
+              </w:rPr>
+              <w:t xml:space="preserve">X</w:t>
+            </w:r>
+          </w:p>
+        </w:tc>
+        <w:tc>
+          <w:tcPr/>
+          <w:p>
+            <w:pPr>
+              <w:jc w:val="center"/>
+              <w:rPr>
+                <w:b w:val="1"/>
+                <w:bCs w:val="1"/>
+                <w:sz w:val="18"/>
+                <w:szCs w:val="18"/>
+              </w:rPr>
+            </w:pPr>
+            <w:r>
+              <w:rPr>
+                <w:rtl w:val="0"/>
+              </w:rPr>
+            </w:r>
+          </w:p>
+        </w:tc>
+        <w:tc>
+          <w:tcPr/>
+          <w:p>
+            <w:pPr>
+              <w:jc w:val="center"/>
+              <w:rPr>
+                <w:b w:val="1"/>
+                <w:bCs w:val="1"/>
+                <w:sz w:val="18"/>
+                <w:szCs w:val="18"/>
+              </w:rPr>
+            </w:pPr>
+            <w:r>
+              <w:rPr>
+                <w:rtl w:val="0"/>
+              </w:rPr>
+            </w:r>
+          </w:p>
+        </w:tc>
+        <w:tc>
+          <w:tcPr/>
+          <w:p>
+            <w:pPr>
+              <w:jc w:val="center"/>
+              <w:rPr>
+                <w:b w:val="1"/>
+                <w:bCs w:val="1"/>
+                <w:sz w:val="18"/>
+                <w:szCs w:val="18"/>
+              </w:rPr>
+            </w:pPr>
+            <w:r>
+              <w:rPr>
+                <w:b w:val="1"/>
+                <w:bCs w:val="1"/>
+                <w:sz w:val="18"/>
+                <w:szCs w:val="18"/>
+                <w:rtl w:val="0"/>
+              </w:rPr>
+              <w:t xml:space="preserve">Capaz de realizar diagramas entidad-relación y modelamiento lógico/físico básico, requiriendo reforzar técnicas de optimización y escalabilidad de datos en el tiempo. </w:t>
             </w:r>
           </w:p>
         </w:tc>
@@ -2816,122 +2898,137 @@
             </w:pPr>
             <w:r>
               <w:rPr>
-                <w:rtl w:val="0"/>
-              </w:rPr>
-            </w:r>
-          </w:p>
-        </w:tc>
-        <w:tc>
-          <w:tcPr/>
-          <w:p>
-            <w:pPr>
-              <w:jc w:val="center"/>
-              <w:rPr>
-                <w:b w:val="1"/>
-                <w:bCs w:val="1"/>
-                <w:sz w:val="18"/>
-                <w:szCs w:val="18"/>
-              </w:rPr>
-            </w:pPr>
-            <w:r>
-              <w:rPr>
-                <w:rtl w:val="0"/>
-              </w:rPr>
-            </w:r>
-          </w:p>
-        </w:tc>
-        <w:tc>
-          <w:tcPr/>
-          <w:p>
-            <w:pPr>
-              <w:jc w:val="center"/>
-              <w:rPr>
-                <w:b w:val="1"/>
-                <w:bCs w:val="1"/>
-                <w:sz w:val="18"/>
-                <w:szCs w:val="18"/>
-              </w:rPr>
-            </w:pPr>
-            <w:r>
-              <w:rPr>
-                <w:rtl w:val="0"/>
-              </w:rPr>
-            </w:r>
-          </w:p>
-        </w:tc>
-        <w:tc>
-          <w:tcPr/>
-          <w:p>
-            <w:pPr>
-              <w:jc w:val="center"/>
-              <w:rPr>
-                <w:b w:val="1"/>
-                <w:bCs w:val="1"/>
-                <w:sz w:val="18"/>
-                <w:szCs w:val="18"/>
-              </w:rPr>
-            </w:pPr>
-            <w:r>
-              <w:rPr>
-                <w:rtl w:val="0"/>
-              </w:rPr>
-            </w:r>
-          </w:p>
-        </w:tc>
-        <w:tc>
-          <w:tcPr/>
-          <w:p>
-            <w:pPr>
-              <w:jc w:val="center"/>
-              <w:rPr>
-                <w:b w:val="1"/>
-                <w:bCs w:val="1"/>
-                <w:sz w:val="18"/>
-                <w:szCs w:val="18"/>
-              </w:rPr>
-            </w:pPr>
-            <w:r>
-              <w:rPr>
-                <w:rtl w:val="0"/>
-              </w:rPr>
-            </w:r>
-          </w:p>
-        </w:tc>
-        <w:tc>
-          <w:tcPr/>
-          <w:p>
-            <w:pPr>
-              <w:jc w:val="center"/>
-              <w:rPr>
-                <w:b w:val="1"/>
-                <w:bCs w:val="1"/>
-                <w:sz w:val="18"/>
-                <w:szCs w:val="18"/>
-              </w:rPr>
-            </w:pPr>
-            <w:r>
-              <w:rPr>
-                <w:rtl w:val="0"/>
-              </w:rPr>
-            </w:r>
-          </w:p>
-        </w:tc>
-        <w:tc>
-          <w:tcPr/>
-          <w:p>
-            <w:pPr>
-              <w:jc w:val="center"/>
-              <w:rPr>
-                <w:b w:val="1"/>
-                <w:bCs w:val="1"/>
-                <w:sz w:val="18"/>
-                <w:szCs w:val="18"/>
-              </w:rPr>
-            </w:pPr>
-            <w:r>
-              <w:rPr>
-                <w:rtl w:val="0"/>
-              </w:rPr>
+                <w:b w:val="1"/>
+                <w:bCs w:val="1"/>
+                <w:sz w:val="18"/>
+                <w:szCs w:val="18"/>
+                <w:rtl w:val="0"/>
+              </w:rPr>
+              <w:t xml:space="preserve">Programar consultas o rutinas para manipular información de una base de datos de acuerdo a los requerimientos de la organización. </w:t>
+            </w:r>
+          </w:p>
+        </w:tc>
+        <w:tc>
+          <w:tcPr/>
+          <w:p>
+            <w:pPr>
+              <w:jc w:val="center"/>
+              <w:rPr>
+                <w:b w:val="1"/>
+                <w:bCs w:val="1"/>
+                <w:sz w:val="18"/>
+                <w:szCs w:val="18"/>
+              </w:rPr>
+            </w:pPr>
+            <w:r>
+              <w:rPr>
+                <w:rtl w:val="0"/>
+              </w:rPr>
+            </w:r>
+          </w:p>
+        </w:tc>
+        <w:tc>
+          <w:tcPr/>
+          <w:p>
+            <w:pPr>
+              <w:jc w:val="center"/>
+              <w:rPr>
+                <w:b w:val="1"/>
+                <w:bCs w:val="1"/>
+                <w:sz w:val="18"/>
+                <w:szCs w:val="18"/>
+              </w:rPr>
+            </w:pPr>
+            <w:r>
+              <w:rPr>
+                <w:rtl w:val="0"/>
+              </w:rPr>
+            </w:r>
+          </w:p>
+        </w:tc>
+        <w:tc>
+          <w:tcPr/>
+          <w:p>
+            <w:pPr>
+              <w:jc w:val="center"/>
+              <w:rPr>
+                <w:b w:val="1"/>
+                <w:bCs w:val="1"/>
+                <w:sz w:val="18"/>
+                <w:szCs w:val="18"/>
+              </w:rPr>
+            </w:pPr>
+            <w:r>
+              <w:rPr>
+                <w:b w:val="1"/>
+                <w:bCs w:val="1"/>
+                <w:sz w:val="18"/>
+                <w:szCs w:val="18"/>
+                <w:rtl w:val="0"/>
+              </w:rPr>
+              <w:t xml:space="preserve">X</w:t>
+            </w:r>
+          </w:p>
+        </w:tc>
+        <w:tc>
+          <w:tcPr/>
+          <w:p>
+            <w:pPr>
+              <w:jc w:val="center"/>
+              <w:rPr>
+                <w:b w:val="1"/>
+                <w:bCs w:val="1"/>
+                <w:sz w:val="18"/>
+                <w:szCs w:val="18"/>
+              </w:rPr>
+            </w:pPr>
+            <w:r>
+              <w:rPr>
+                <w:rtl w:val="0"/>
+              </w:rPr>
+            </w:r>
+          </w:p>
+        </w:tc>
+        <w:tc>
+          <w:tcPr/>
+          <w:p>
+            <w:pPr>
+              <w:jc w:val="center"/>
+              <w:rPr>
+                <w:b w:val="1"/>
+                <w:bCs w:val="1"/>
+                <w:sz w:val="18"/>
+                <w:szCs w:val="18"/>
+              </w:rPr>
+            </w:pPr>
+            <w:r>
+              <w:rPr>
+                <w:rtl w:val="0"/>
+              </w:rPr>
+            </w:r>
+          </w:p>
+        </w:tc>
+        <w:tc>
+          <w:tcPr/>
+          <w:p>
+            <w:pPr>
+              <w:jc w:val="center"/>
+              <w:rPr>
+                <w:b w:val="1"/>
+                <w:bCs w:val="1"/>
+                <w:sz w:val="18"/>
+                <w:szCs w:val="18"/>
+              </w:rPr>
+            </w:pPr>
+            <w:r>
+              <w:rPr>
+                <w:b w:val="1"/>
+                <w:bCs w:val="1"/>
+                <w:sz w:val="18"/>
+                <w:szCs w:val="18"/>
+                <w:rtl w:val="0"/>
+              </w:rPr>
+              <w:t xml:space="preserve">Domino consultas esenciales en SQL (SELECT, JOIN, UPDATE), pero aún debo perfeccionar la escritura de procedimientos almacenados y optimización de rutinas avanzadas. </w:t>
             </w:r>
           </w:p>
         </w:tc>
@@ -2956,122 +3053,137 @@
             </w:pPr>
             <w:r>
               <w:rPr>
-                <w:rtl w:val="0"/>
-              </w:rPr>
-            </w:r>
-          </w:p>
-        </w:tc>
-        <w:tc>
-          <w:tcPr/>
-          <w:p>
-            <w:pPr>
-              <w:jc w:val="center"/>
-              <w:rPr>
-                <w:b w:val="1"/>
-                <w:bCs w:val="1"/>
-                <w:sz w:val="18"/>
-                <w:szCs w:val="18"/>
-              </w:rPr>
-            </w:pPr>
-            <w:r>
-              <w:rPr>
-                <w:rtl w:val="0"/>
-              </w:rPr>
-            </w:r>
-          </w:p>
-        </w:tc>
-        <w:tc>
-          <w:tcPr/>
-          <w:p>
-            <w:pPr>
-              <w:jc w:val="center"/>
-              <w:rPr>
-                <w:b w:val="1"/>
-                <w:bCs w:val="1"/>
-                <w:sz w:val="18"/>
-                <w:szCs w:val="18"/>
-              </w:rPr>
-            </w:pPr>
-            <w:r>
-              <w:rPr>
-                <w:rtl w:val="0"/>
-              </w:rPr>
-            </w:r>
-          </w:p>
-        </w:tc>
-        <w:tc>
-          <w:tcPr/>
-          <w:p>
-            <w:pPr>
-              <w:jc w:val="center"/>
-              <w:rPr>
-                <w:b w:val="1"/>
-                <w:bCs w:val="1"/>
-                <w:sz w:val="18"/>
-                <w:szCs w:val="18"/>
-              </w:rPr>
-            </w:pPr>
-            <w:r>
-              <w:rPr>
-                <w:rtl w:val="0"/>
-              </w:rPr>
-            </w:r>
-          </w:p>
-        </w:tc>
-        <w:tc>
-          <w:tcPr/>
-          <w:p>
-            <w:pPr>
-              <w:jc w:val="center"/>
-              <w:rPr>
-                <w:b w:val="1"/>
-                <w:bCs w:val="1"/>
-                <w:sz w:val="18"/>
-                <w:szCs w:val="18"/>
-              </w:rPr>
-            </w:pPr>
-            <w:r>
-              <w:rPr>
-                <w:rtl w:val="0"/>
-              </w:rPr>
-            </w:r>
-          </w:p>
-        </w:tc>
-        <w:tc>
-          <w:tcPr/>
-          <w:p>
-            <w:pPr>
-              <w:jc w:val="center"/>
-              <w:rPr>
-                <w:b w:val="1"/>
-                <w:bCs w:val="1"/>
-                <w:sz w:val="18"/>
-                <w:szCs w:val="18"/>
-              </w:rPr>
-            </w:pPr>
-            <w:r>
-              <w:rPr>
-                <w:rtl w:val="0"/>
-              </w:rPr>
-            </w:r>
-          </w:p>
-        </w:tc>
-        <w:tc>
-          <w:tcPr/>
-          <w:p>
-            <w:pPr>
-              <w:jc w:val="center"/>
-              <w:rPr>
-                <w:b w:val="1"/>
-                <w:bCs w:val="1"/>
-                <w:sz w:val="18"/>
-                <w:szCs w:val="18"/>
-              </w:rPr>
-            </w:pPr>
-            <w:r>
-              <w:rPr>
-                <w:rtl w:val="0"/>
-              </w:rPr>
+                <w:b w:val="1"/>
+                <w:bCs w:val="1"/>
+                <w:sz w:val="18"/>
+                <w:szCs w:val="18"/>
+                <w:rtl w:val="0"/>
+              </w:rPr>
+              <w:t xml:space="preserve">Construir programas y rutinas de variada complejidad para dar solución a requerimientos de la organización, acordes a tecnologías de mercado y utilizando buenas prácticas de codificación. </w:t>
+            </w:r>
+          </w:p>
+        </w:tc>
+        <w:tc>
+          <w:tcPr/>
+          <w:p>
+            <w:pPr>
+              <w:jc w:val="center"/>
+              <w:rPr>
+                <w:b w:val="1"/>
+                <w:bCs w:val="1"/>
+                <w:sz w:val="18"/>
+                <w:szCs w:val="18"/>
+              </w:rPr>
+            </w:pPr>
+            <w:r>
+              <w:rPr>
+                <w:rtl w:val="0"/>
+              </w:rPr>
+            </w:r>
+          </w:p>
+        </w:tc>
+        <w:tc>
+          <w:tcPr/>
+          <w:p>
+            <w:pPr>
+              <w:jc w:val="center"/>
+              <w:rPr>
+                <w:b w:val="1"/>
+                <w:bCs w:val="1"/>
+                <w:sz w:val="18"/>
+                <w:szCs w:val="18"/>
+              </w:rPr>
+            </w:pPr>
+            <w:r>
+              <w:rPr>
+                <w:rtl w:val="0"/>
+              </w:rPr>
+            </w:r>
+          </w:p>
+        </w:tc>
+        <w:tc>
+          <w:tcPr/>
+          <w:p>
+            <w:pPr>
+              <w:jc w:val="center"/>
+              <w:rPr>
+                <w:b w:val="1"/>
+                <w:bCs w:val="1"/>
+                <w:sz w:val="18"/>
+                <w:szCs w:val="18"/>
+              </w:rPr>
+            </w:pPr>
+            <w:r>
+              <w:rPr>
+                <w:b w:val="1"/>
+                <w:bCs w:val="1"/>
+                <w:sz w:val="18"/>
+                <w:szCs w:val="18"/>
+                <w:rtl w:val="0"/>
+              </w:rPr>
+              <w:t xml:space="preserve">X</w:t>
+            </w:r>
+          </w:p>
+        </w:tc>
+        <w:tc>
+          <w:tcPr/>
+          <w:p>
+            <w:pPr>
+              <w:jc w:val="center"/>
+              <w:rPr>
+                <w:b w:val="1"/>
+                <w:bCs w:val="1"/>
+                <w:sz w:val="18"/>
+                <w:szCs w:val="18"/>
+              </w:rPr>
+            </w:pPr>
+            <w:r>
+              <w:rPr>
+                <w:rtl w:val="0"/>
+              </w:rPr>
+            </w:r>
+          </w:p>
+        </w:tc>
+        <w:tc>
+          <w:tcPr/>
+          <w:p>
+            <w:pPr>
+              <w:jc w:val="center"/>
+              <w:rPr>
+                <w:b w:val="1"/>
+                <w:bCs w:val="1"/>
+                <w:sz w:val="18"/>
+                <w:szCs w:val="18"/>
+              </w:rPr>
+            </w:pPr>
+            <w:r>
+              <w:rPr>
+                <w:rtl w:val="0"/>
+              </w:rPr>
+            </w:r>
+          </w:p>
+        </w:tc>
+        <w:tc>
+          <w:tcPr/>
+          <w:p>
+            <w:pPr>
+              <w:jc w:val="center"/>
+              <w:rPr>
+                <w:b w:val="1"/>
+                <w:bCs w:val="1"/>
+                <w:sz w:val="18"/>
+                <w:szCs w:val="18"/>
+              </w:rPr>
+            </w:pPr>
+            <w:r>
+              <w:rPr>
+                <w:b w:val="1"/>
+                <w:bCs w:val="1"/>
+                <w:sz w:val="18"/>
+                <w:szCs w:val="18"/>
+                <w:rtl w:val="0"/>
+              </w:rPr>
+              <w:t xml:space="preserve">Manejo con fluidez lenguajes de programación, estructura de código y la integración con repositorios (como GitHub), aplicando buenas prácticas de desarrollo. </w:t>
             </w:r>
           </w:p>
         </w:tc>
@@ -3096,122 +3208,137 @@
             </w:pPr>
             <w:r>
               <w:rPr>
-                <w:rtl w:val="0"/>
-              </w:rPr>
-            </w:r>
-          </w:p>
-        </w:tc>
-        <w:tc>
-          <w:tcPr/>
-          <w:p>
-            <w:pPr>
-              <w:jc w:val="center"/>
-              <w:rPr>
-                <w:b w:val="1"/>
-                <w:bCs w:val="1"/>
-                <w:sz w:val="18"/>
-                <w:szCs w:val="18"/>
-              </w:rPr>
-            </w:pPr>
-            <w:r>
-              <w:rPr>
-                <w:rtl w:val="0"/>
-              </w:rPr>
-            </w:r>
-          </w:p>
-        </w:tc>
-        <w:tc>
-          <w:tcPr/>
-          <w:p>
-            <w:pPr>
-              <w:jc w:val="center"/>
-              <w:rPr>
-                <w:b w:val="1"/>
-                <w:bCs w:val="1"/>
-                <w:sz w:val="18"/>
-                <w:szCs w:val="18"/>
-              </w:rPr>
-            </w:pPr>
-            <w:r>
-              <w:rPr>
-                <w:rtl w:val="0"/>
-              </w:rPr>
-            </w:r>
-          </w:p>
-        </w:tc>
-        <w:tc>
-          <w:tcPr/>
-          <w:p>
-            <w:pPr>
-              <w:jc w:val="center"/>
-              <w:rPr>
-                <w:b w:val="1"/>
-                <w:bCs w:val="1"/>
-                <w:sz w:val="18"/>
-                <w:szCs w:val="18"/>
-              </w:rPr>
-            </w:pPr>
-            <w:r>
-              <w:rPr>
-                <w:rtl w:val="0"/>
-              </w:rPr>
-            </w:r>
-          </w:p>
-        </w:tc>
-        <w:tc>
-          <w:tcPr/>
-          <w:p>
-            <w:pPr>
-              <w:jc w:val="center"/>
-              <w:rPr>
-                <w:b w:val="1"/>
-                <w:bCs w:val="1"/>
-                <w:sz w:val="18"/>
-                <w:szCs w:val="18"/>
-              </w:rPr>
-            </w:pPr>
-            <w:r>
-              <w:rPr>
-                <w:rtl w:val="0"/>
-              </w:rPr>
-            </w:r>
-          </w:p>
-        </w:tc>
-        <w:tc>
-          <w:tcPr/>
-          <w:p>
-            <w:pPr>
-              <w:jc w:val="center"/>
-              <w:rPr>
-                <w:b w:val="1"/>
-                <w:bCs w:val="1"/>
-                <w:sz w:val="18"/>
-                <w:szCs w:val="18"/>
-              </w:rPr>
-            </w:pPr>
-            <w:r>
-              <w:rPr>
-                <w:rtl w:val="0"/>
-              </w:rPr>
-            </w:r>
-          </w:p>
-        </w:tc>
-        <w:tc>
-          <w:tcPr/>
-          <w:p>
-            <w:pPr>
-              <w:jc w:val="center"/>
-              <w:rPr>
-                <w:b w:val="1"/>
-                <w:bCs w:val="1"/>
-                <w:sz w:val="18"/>
-                <w:szCs w:val="18"/>
-              </w:rPr>
-            </w:pPr>
-            <w:r>
-              <w:rPr>
-                <w:rtl w:val="0"/>
-              </w:rPr>
+                <w:b w:val="1"/>
+                <w:bCs w:val="1"/>
+                <w:sz w:val="18"/>
+                <w:szCs w:val="18"/>
+                <w:rtl w:val="0"/>
+              </w:rPr>
+              <w:t xml:space="preserve">Realizar pruebas de certificación tanto de los productos como de los procesos utilizando buenas prácticas definidas por la industria. </w:t>
+            </w:r>
+          </w:p>
+        </w:tc>
+        <w:tc>
+          <w:tcPr/>
+          <w:p>
+            <w:pPr>
+              <w:jc w:val="center"/>
+              <w:rPr>
+                <w:b w:val="1"/>
+                <w:bCs w:val="1"/>
+                <w:sz w:val="18"/>
+                <w:szCs w:val="18"/>
+              </w:rPr>
+            </w:pPr>
+            <w:r>
+              <w:rPr>
+                <w:rtl w:val="0"/>
+              </w:rPr>
+            </w:r>
+          </w:p>
+        </w:tc>
+        <w:tc>
+          <w:tcPr/>
+          <w:p>
+            <w:pPr>
+              <w:jc w:val="center"/>
+              <w:rPr>
+                <w:b w:val="1"/>
+                <w:bCs w:val="1"/>
+                <w:sz w:val="18"/>
+                <w:szCs w:val="18"/>
+              </w:rPr>
+            </w:pPr>
+            <w:r>
+              <w:rPr>
+                <w:b w:val="1"/>
+                <w:bCs w:val="1"/>
+                <w:sz w:val="18"/>
+                <w:szCs w:val="18"/>
+                <w:rtl w:val="0"/>
+              </w:rPr>
+              <w:t xml:space="preserve">X</w:t>
+            </w:r>
+          </w:p>
+        </w:tc>
+        <w:tc>
+          <w:tcPr/>
+          <w:p>
+            <w:pPr>
+              <w:jc w:val="center"/>
+              <w:rPr>
+                <w:b w:val="1"/>
+                <w:bCs w:val="1"/>
+                <w:sz w:val="18"/>
+                <w:szCs w:val="18"/>
+              </w:rPr>
+            </w:pPr>
+            <w:r>
+              <w:rPr>
+                <w:rtl w:val="0"/>
+              </w:rPr>
+            </w:r>
+          </w:p>
+        </w:tc>
+        <w:tc>
+          <w:tcPr/>
+          <w:p>
+            <w:pPr>
+              <w:jc w:val="center"/>
+              <w:rPr>
+                <w:b w:val="1"/>
+                <w:bCs w:val="1"/>
+                <w:sz w:val="18"/>
+                <w:szCs w:val="18"/>
+              </w:rPr>
+            </w:pPr>
+            <w:r>
+              <w:rPr>
+                <w:rtl w:val="0"/>
+              </w:rPr>
+            </w:r>
+          </w:p>
+        </w:tc>
+        <w:tc>
+          <w:tcPr/>
+          <w:p>
+            <w:pPr>
+              <w:jc w:val="center"/>
+              <w:rPr>
+                <w:b w:val="1"/>
+                <w:bCs w:val="1"/>
+                <w:sz w:val="18"/>
+                <w:szCs w:val="18"/>
+              </w:rPr>
+            </w:pPr>
+            <w:r>
+              <w:rPr>
+                <w:rtl w:val="0"/>
+              </w:rPr>
+            </w:r>
+          </w:p>
+        </w:tc>
+        <w:tc>
+          <w:tcPr/>
+          <w:p>
+            <w:pPr>
+              <w:jc w:val="center"/>
+              <w:rPr>
+                <w:b w:val="1"/>
+                <w:bCs w:val="1"/>
+                <w:sz w:val="18"/>
+                <w:szCs w:val="18"/>
+              </w:rPr>
+            </w:pPr>
+            <w:r>
+              <w:rPr>
+                <w:b w:val="1"/>
+                <w:bCs w:val="1"/>
+                <w:sz w:val="18"/>
+                <w:szCs w:val="18"/>
+                <w:rtl w:val="0"/>
+              </w:rPr>
+              <w:t xml:space="preserve">Gran solidez en el diseño y aplicación de planes de pruebas unitarias y de integración, garantizando que el software cumpla con los estándares de calidad exigidos. </w:t>
             </w:r>
           </w:p>
         </w:tc>
@@ -3236,122 +3363,137 @@
             </w:pPr>
             <w:r>
               <w:rPr>
-                <w:rtl w:val="0"/>
-              </w:rPr>
-            </w:r>
-          </w:p>
-        </w:tc>
-        <w:tc>
-          <w:tcPr/>
-          <w:p>
-            <w:pPr>
-              <w:jc w:val="center"/>
-              <w:rPr>
-                <w:b w:val="1"/>
-                <w:bCs w:val="1"/>
-                <w:sz w:val="18"/>
-                <w:szCs w:val="18"/>
-              </w:rPr>
-            </w:pPr>
-            <w:r>
-              <w:rPr>
-                <w:rtl w:val="0"/>
-              </w:rPr>
-            </w:r>
-          </w:p>
-        </w:tc>
-        <w:tc>
-          <w:tcPr/>
-          <w:p>
-            <w:pPr>
-              <w:jc w:val="center"/>
-              <w:rPr>
-                <w:b w:val="1"/>
-                <w:bCs w:val="1"/>
-                <w:sz w:val="18"/>
-                <w:szCs w:val="18"/>
-              </w:rPr>
-            </w:pPr>
-            <w:r>
-              <w:rPr>
-                <w:rtl w:val="0"/>
-              </w:rPr>
-            </w:r>
-          </w:p>
-        </w:tc>
-        <w:tc>
-          <w:tcPr/>
-          <w:p>
-            <w:pPr>
-              <w:jc w:val="center"/>
-              <w:rPr>
-                <w:b w:val="1"/>
-                <w:bCs w:val="1"/>
-                <w:sz w:val="18"/>
-                <w:szCs w:val="18"/>
-              </w:rPr>
-            </w:pPr>
-            <w:r>
-              <w:rPr>
-                <w:rtl w:val="0"/>
-              </w:rPr>
-            </w:r>
-          </w:p>
-        </w:tc>
-        <w:tc>
-          <w:tcPr/>
-          <w:p>
-            <w:pPr>
-              <w:jc w:val="center"/>
-              <w:rPr>
-                <w:b w:val="1"/>
-                <w:bCs w:val="1"/>
-                <w:sz w:val="18"/>
-                <w:szCs w:val="18"/>
-              </w:rPr>
-            </w:pPr>
-            <w:r>
-              <w:rPr>
-                <w:rtl w:val="0"/>
-              </w:rPr>
-            </w:r>
-          </w:p>
-        </w:tc>
-        <w:tc>
-          <w:tcPr/>
-          <w:p>
-            <w:pPr>
-              <w:jc w:val="center"/>
-              <w:rPr>
-                <w:b w:val="1"/>
-                <w:bCs w:val="1"/>
-                <w:sz w:val="18"/>
-                <w:szCs w:val="18"/>
-              </w:rPr>
-            </w:pPr>
-            <w:r>
-              <w:rPr>
-                <w:rtl w:val="0"/>
-              </w:rPr>
-            </w:r>
-          </w:p>
-        </w:tc>
-        <w:tc>
-          <w:tcPr/>
-          <w:p>
-            <w:pPr>
-              <w:jc w:val="center"/>
-              <w:rPr>
-                <w:b w:val="1"/>
-                <w:bCs w:val="1"/>
-                <w:sz w:val="18"/>
-                <w:szCs w:val="18"/>
-              </w:rPr>
-            </w:pPr>
-            <w:r>
-              <w:rPr>
-                <w:rtl w:val="0"/>
-              </w:rPr>
+                <w:b w:val="1"/>
+                <w:bCs w:val="1"/>
+                <w:sz w:val="18"/>
+                <w:szCs w:val="18"/>
+                <w:rtl w:val="0"/>
+              </w:rPr>
+              <w:t xml:space="preserve">Construir el modelo arquitectónico de una solución sistémica que soporte los procesos de negocio de acuerdo a los requerimientos de la organización y estándares de la industria. </w:t>
+            </w:r>
+          </w:p>
+        </w:tc>
+        <w:tc>
+          <w:tcPr/>
+          <w:p>
+            <w:pPr>
+              <w:jc w:val="center"/>
+              <w:rPr>
+                <w:b w:val="1"/>
+                <w:bCs w:val="1"/>
+                <w:sz w:val="18"/>
+                <w:szCs w:val="18"/>
+              </w:rPr>
+            </w:pPr>
+            <w:r>
+              <w:rPr>
+                <w:rtl w:val="0"/>
+              </w:rPr>
+            </w:r>
+          </w:p>
+        </w:tc>
+        <w:tc>
+          <w:tcPr/>
+          <w:p>
+            <w:pPr>
+              <w:jc w:val="center"/>
+              <w:rPr>
+                <w:b w:val="1"/>
+                <w:bCs w:val="1"/>
+                <w:sz w:val="18"/>
+                <w:szCs w:val="18"/>
+              </w:rPr>
+            </w:pPr>
+            <w:r>
+              <w:rPr>
+                <w:rtl w:val="0"/>
+              </w:rPr>
+            </w:r>
+          </w:p>
+        </w:tc>
+        <w:tc>
+          <w:tcPr/>
+          <w:p>
+            <w:pPr>
+              <w:jc w:val="center"/>
+              <w:rPr>
+                <w:b w:val="1"/>
+                <w:bCs w:val="1"/>
+                <w:sz w:val="18"/>
+                <w:szCs w:val="18"/>
+              </w:rPr>
+            </w:pPr>
+            <w:r>
+              <w:rPr>
+                <w:b w:val="1"/>
+                <w:bCs w:val="1"/>
+                <w:sz w:val="18"/>
+                <w:szCs w:val="18"/>
+                <w:rtl w:val="0"/>
+              </w:rPr>
+              <w:t xml:space="preserve">X</w:t>
+            </w:r>
+          </w:p>
+        </w:tc>
+        <w:tc>
+          <w:tcPr/>
+          <w:p>
+            <w:pPr>
+              <w:jc w:val="center"/>
+              <w:rPr>
+                <w:b w:val="1"/>
+                <w:bCs w:val="1"/>
+                <w:sz w:val="18"/>
+                <w:szCs w:val="18"/>
+              </w:rPr>
+            </w:pPr>
+            <w:r>
+              <w:rPr>
+                <w:rtl w:val="0"/>
+              </w:rPr>
+            </w:r>
+          </w:p>
+        </w:tc>
+        <w:tc>
+          <w:tcPr/>
+          <w:p>
+            <w:pPr>
+              <w:jc w:val="center"/>
+              <w:rPr>
+                <w:b w:val="1"/>
+                <w:bCs w:val="1"/>
+                <w:sz w:val="18"/>
+                <w:szCs w:val="18"/>
+              </w:rPr>
+            </w:pPr>
+            <w:r>
+              <w:rPr>
+                <w:rtl w:val="0"/>
+              </w:rPr>
+            </w:r>
+          </w:p>
+        </w:tc>
+        <w:tc>
+          <w:tcPr/>
+          <w:p>
+            <w:pPr>
+              <w:jc w:val="center"/>
+              <w:rPr>
+                <w:b w:val="1"/>
+                <w:bCs w:val="1"/>
+                <w:sz w:val="18"/>
+                <w:szCs w:val="18"/>
+              </w:rPr>
+            </w:pPr>
+            <w:r>
+              <w:rPr>
+                <w:b w:val="1"/>
+                <w:bCs w:val="1"/>
+                <w:sz w:val="18"/>
+                <w:szCs w:val="18"/>
+                <w:rtl w:val="0"/>
+              </w:rPr>
+              <w:t xml:space="preserve">Comprendo la estructuración de arquitecturas de software e integración de componentes, con oportunidad de profundizar en patrones distribuidos y entornos cloud. </w:t>
             </w:r>
           </w:p>
         </w:tc>
@@ -3376,122 +3518,137 @@
             </w:pPr>
             <w:r>
               <w:rPr>
-                <w:rtl w:val="0"/>
-              </w:rPr>
-            </w:r>
-          </w:p>
-        </w:tc>
-        <w:tc>
-          <w:tcPr/>
-          <w:p>
-            <w:pPr>
-              <w:jc w:val="center"/>
-              <w:rPr>
-                <w:b w:val="1"/>
-                <w:bCs w:val="1"/>
-                <w:sz w:val="18"/>
-                <w:szCs w:val="18"/>
-              </w:rPr>
-            </w:pPr>
-            <w:r>
-              <w:rPr>
-                <w:rtl w:val="0"/>
-              </w:rPr>
-            </w:r>
-          </w:p>
-        </w:tc>
-        <w:tc>
-          <w:tcPr/>
-          <w:p>
-            <w:pPr>
-              <w:jc w:val="center"/>
-              <w:rPr>
-                <w:b w:val="1"/>
-                <w:bCs w:val="1"/>
-                <w:sz w:val="18"/>
-                <w:szCs w:val="18"/>
-              </w:rPr>
-            </w:pPr>
-            <w:r>
-              <w:rPr>
-                <w:rtl w:val="0"/>
-              </w:rPr>
-            </w:r>
-          </w:p>
-        </w:tc>
-        <w:tc>
-          <w:tcPr/>
-          <w:p>
-            <w:pPr>
-              <w:jc w:val="center"/>
-              <w:rPr>
-                <w:b w:val="1"/>
-                <w:bCs w:val="1"/>
-                <w:sz w:val="18"/>
-                <w:szCs w:val="18"/>
-              </w:rPr>
-            </w:pPr>
-            <w:r>
-              <w:rPr>
-                <w:rtl w:val="0"/>
-              </w:rPr>
-            </w:r>
-          </w:p>
-        </w:tc>
-        <w:tc>
-          <w:tcPr/>
-          <w:p>
-            <w:pPr>
-              <w:jc w:val="center"/>
-              <w:rPr>
-                <w:b w:val="1"/>
-                <w:bCs w:val="1"/>
-                <w:sz w:val="18"/>
-                <w:szCs w:val="18"/>
-              </w:rPr>
-            </w:pPr>
-            <w:r>
-              <w:rPr>
-                <w:rtl w:val="0"/>
-              </w:rPr>
-            </w:r>
-          </w:p>
-        </w:tc>
-        <w:tc>
-          <w:tcPr/>
-          <w:p>
-            <w:pPr>
-              <w:jc w:val="center"/>
-              <w:rPr>
-                <w:b w:val="1"/>
-                <w:bCs w:val="1"/>
-                <w:sz w:val="18"/>
-                <w:szCs w:val="18"/>
-              </w:rPr>
-            </w:pPr>
-            <w:r>
-              <w:rPr>
-                <w:rtl w:val="0"/>
-              </w:rPr>
-            </w:r>
-          </w:p>
-        </w:tc>
-        <w:tc>
-          <w:tcPr/>
-          <w:p>
-            <w:pPr>
-              <w:jc w:val="center"/>
-              <w:rPr>
-                <w:b w:val="1"/>
-                <w:bCs w:val="1"/>
-                <w:sz w:val="18"/>
-                <w:szCs w:val="18"/>
-              </w:rPr>
-            </w:pPr>
-            <w:r>
-              <w:rPr>
-                <w:rtl w:val="0"/>
-              </w:rPr>
+                <w:b w:val="1"/>
+                <w:bCs w:val="1"/>
+                <w:sz w:val="18"/>
+                <w:szCs w:val="18"/>
+                <w:rtl w:val="0"/>
+              </w:rPr>
+              <w:t xml:space="preserve">Implementar soluciones sistémicas integrales para automatizar u optimizar procesos de negocio de acuerdo a las necesidades de la organización. </w:t>
+            </w:r>
+          </w:p>
+        </w:tc>
+        <w:tc>
+          <w:tcPr/>
+          <w:p>
+            <w:pPr>
+              <w:jc w:val="center"/>
+              <w:rPr>
+                <w:b w:val="1"/>
+                <w:bCs w:val="1"/>
+                <w:sz w:val="18"/>
+                <w:szCs w:val="18"/>
+              </w:rPr>
+            </w:pPr>
+            <w:r>
+              <w:rPr>
+                <w:rtl w:val="0"/>
+              </w:rPr>
+            </w:r>
+          </w:p>
+        </w:tc>
+        <w:tc>
+          <w:tcPr/>
+          <w:p>
+            <w:pPr>
+              <w:jc w:val="center"/>
+              <w:rPr>
+                <w:b w:val="1"/>
+                <w:bCs w:val="1"/>
+                <w:sz w:val="18"/>
+                <w:szCs w:val="18"/>
+              </w:rPr>
+            </w:pPr>
+            <w:r>
+              <w:rPr>
+                <w:rtl w:val="0"/>
+              </w:rPr>
+            </w:r>
+          </w:p>
+        </w:tc>
+        <w:tc>
+          <w:tcPr/>
+          <w:p>
+            <w:pPr>
+              <w:jc w:val="center"/>
+              <w:rPr>
+                <w:b w:val="1"/>
+                <w:bCs w:val="1"/>
+                <w:sz w:val="18"/>
+                <w:szCs w:val="18"/>
+              </w:rPr>
+            </w:pPr>
+            <w:r>
+              <w:rPr>
+                <w:b w:val="1"/>
+                <w:bCs w:val="1"/>
+                <w:sz w:val="18"/>
+                <w:szCs w:val="18"/>
+                <w:rtl w:val="0"/>
+              </w:rPr>
+              <w:t xml:space="preserve">X</w:t>
+            </w:r>
+          </w:p>
+        </w:tc>
+        <w:tc>
+          <w:tcPr/>
+          <w:p>
+            <w:pPr>
+              <w:jc w:val="center"/>
+              <w:rPr>
+                <w:b w:val="1"/>
+                <w:bCs w:val="1"/>
+                <w:sz w:val="18"/>
+                <w:szCs w:val="18"/>
+              </w:rPr>
+            </w:pPr>
+            <w:r>
+              <w:rPr>
+                <w:rtl w:val="0"/>
+              </w:rPr>
+            </w:r>
+          </w:p>
+        </w:tc>
+        <w:tc>
+          <w:tcPr/>
+          <w:p>
+            <w:pPr>
+              <w:jc w:val="center"/>
+              <w:rPr>
+                <w:b w:val="1"/>
+                <w:bCs w:val="1"/>
+                <w:sz w:val="18"/>
+                <w:szCs w:val="18"/>
+              </w:rPr>
+            </w:pPr>
+            <w:r>
+              <w:rPr>
+                <w:rtl w:val="0"/>
+              </w:rPr>
+            </w:r>
+          </w:p>
+        </w:tc>
+        <w:tc>
+          <w:tcPr/>
+          <w:p>
+            <w:pPr>
+              <w:jc w:val="center"/>
+              <w:rPr>
+                <w:b w:val="1"/>
+                <w:bCs w:val="1"/>
+                <w:sz w:val="18"/>
+                <w:szCs w:val="18"/>
+              </w:rPr>
+            </w:pPr>
+            <w:r>
+              <w:rPr>
+                <w:b w:val="1"/>
+                <w:bCs w:val="1"/>
+                <w:sz w:val="18"/>
+                <w:szCs w:val="18"/>
+                <w:rtl w:val="0"/>
+              </w:rPr>
+              <w:t xml:space="preserve">Capacidad demostrada para desplegar e integrar sistemas informáticos funcionales que solucionan y automatizan necesidades reales de negocio. </w:t>
             </w:r>
           </w:p>
         </w:tc>
@@ -4146,12 +4303,12 @@
               <wp:inline distB="0" distT="0" distL="0" distR="0">
                 <wp:extent cx="1996440" cy="428625"/>
                 <wp:effectExtent b="0" l="0" r="0" t="0"/>
-                <wp:docPr descr="http://www.duoc.cl/normasgraficas/normasgraficas/marca-duoc/6logo-fondo-transparente/fondo-transparente.png" id="34" name="image3.png"/>
+                <wp:docPr descr="http://www.duoc.cl/normasgraficas/normasgraficas/marca-duoc/6logo-fondo-transparente/fondo-transparente.png" id="34" name="image1.png"/>
                 <a:graphic>
                   <a:graphicData uri="http://schemas.openxmlformats.org/drawingml/2006/picture">
                     <pic:pic>
                       <pic:nvPicPr>
-                        <pic:cNvPr descr="http://www.duoc.cl/normasgraficas/normasgraficas/marca-duoc/6logo-fondo-transparente/fondo-transparente.png" id="0" name="image3.png"/>
+                        <pic:cNvPr descr="http://www.duoc.cl/normasgraficas/normasgraficas/marca-duoc/6logo-fondo-transparente/fondo-transparente.png" id="0" name="image1.png"/>
                         <pic:cNvPicPr preferRelativeResize="0"/>
                       </pic:nvPicPr>
                       <pic:blipFill>
@@ -4336,12 +4493,12 @@
               <wp:inline distB="0" distT="0" distL="0" distR="0">
                 <wp:extent cx="363448" cy="578253"/>
                 <wp:effectExtent b="0" l="0" r="0" t="0"/>
-                <wp:docPr id="36" name="image1.png"/>
+                <wp:docPr id="36" name="image3.png"/>
                 <a:graphic>
                   <a:graphicData uri="http://schemas.openxmlformats.org/drawingml/2006/picture">
                     <pic:pic>
                       <pic:nvPicPr>
-                        <pic:cNvPr id="0" name="image1.png"/>
+                        <pic:cNvPr id="0" name="image3.png"/>
                         <pic:cNvPicPr preferRelativeResize="0"/>
                       </pic:nvPicPr>
                       <pic:blipFill>
